--- a/templates/docx_templates/correlation_report_master.docx
+++ b/templates/docx_templates/correlation_report_master.docx
@@ -690,7 +690,7 @@
       </w:tr>
       <w:tr>
         <w:trPr>
-          <w:trHeight w:val="379"/>
+          <w:trHeight w:val="486"/>
         </w:trPr>
         <w:tc>
           <w:tcPr>
@@ -881,7 +881,7 @@
       </w:tr>
       <w:tr>
         <w:trPr>
-          <w:trHeight w:val="379"/>
+          <w:trHeight w:val="486"/>
         </w:trPr>
         <w:tc>
           <w:tcPr>
@@ -981,6 +981,7 @@
     </w:p>
     <w:sectPr>
       <w:headerReference w:type="default" r:id="rId8"/>
+      <w:footerReference w:type="default" r:id="rId9"/>
       <w:pgSz w:w="12240" w:h="15840"/>
       <w:pgMar w:top="1080" w:right="0" w:bottom="1440" w:left="90" w:header="432" w:footer="720" w:gutter="0"/>
       <w:cols w:space="720"/>
@@ -1008,6 +1009,70 @@
     </w:p>
   </w:endnote>
 </w:endnotes>
+</file>
+
+<file path=word/footer1.xml><?xml version="1.0" encoding="utf-8"?>
+<w:ftr xmlns:wpc="http://schemas.microsoft.com/office/word/2010/wordprocessingCanvas" xmlns:cx="http://schemas.microsoft.com/office/drawing/2014/chartex" xmlns:cx1="http://schemas.microsoft.com/office/drawing/2015/9/8/chartex" xmlns:cx2="http://schemas.microsoft.com/office/drawing/2015/10/21/chartex" xmlns:cx3="http://schemas.microsoft.com/office/drawing/2016/5/9/chartex" xmlns:cx4="http://schemas.microsoft.com/office/drawing/2016/5/10/chartex" xmlns:cx5="http://schemas.microsoft.com/office/drawing/2016/5/11/chartex" xmlns:cx6="http://schemas.microsoft.com/office/drawing/2016/5/12/chartex" xmlns:cx7="http://schemas.microsoft.com/office/drawing/2016/5/13/chartex" xmlns:cx8="http://schemas.microsoft.com/office/drawing/2016/5/14/chartex" xmlns:mc="http://schemas.openxmlformats.org/markup-compatibility/2006" xmlns:aink="http://schemas.microsoft.com/office/drawing/2016/ink" xmlns:am3d="http://schemas.microsoft.com/office/drawing/2017/model3d" xmlns:o="urn:schemas-microsoft-com:office:office" xmlns:oel="http://schemas.microsoft.com/office/2019/extlst" xmlns:r="http://schemas.openxmlformats.org/officeDocument/2006/relationships" xmlns:m="http://schemas.openxmlformats.org/officeDocument/2006/math" xmlns:v="urn:schemas-microsoft-com:vml" xmlns:wp14="http://schemas.microsoft.com/office/word/2010/wordprocessingDrawing" xmlns:wp="http://schemas.openxmlformats.org/drawingml/2006/wordprocessingDrawing" xmlns:w10="urn:schemas-microsoft-com:office:word" xmlns:w="http://schemas.openxmlformats.org/wordprocessingml/2006/main" xmlns:w14="http://schemas.microsoft.com/office/word/2010/wordml" xmlns:w15="http://schemas.microsoft.com/office/word/2012/wordml" xmlns:w16cex="http://schemas.microsoft.com/office/word/2018/wordml/cex" xmlns:w16cid="http://schemas.microsoft.com/office/word/2016/wordml/cid" xmlns:w16="http://schemas.microsoft.com/office/word/2018/wordml" xmlns:w16du="http://schemas.microsoft.com/office/word/2023/wordml/word16du" xmlns:w16sdtdh="http://schemas.microsoft.com/office/word/2020/wordml/sdtdatahash" xmlns:w16sdtfl="http://schemas.microsoft.com/office/word/2024/wordml/sdtformatlock" xmlns:w16se="http://schemas.microsoft.com/office/word/2015/wordml/symex" xmlns:wpg="http://schemas.microsoft.com/office/word/2010/wordprocessingGroup" xmlns:wpi="http://schemas.microsoft.com/office/word/2010/wordprocessingInk" xmlns:wne="http://schemas.microsoft.com/office/word/2006/wordml" xmlns:wps="http://schemas.microsoft.com/office/word/2010/wordprocessingShape" mc:Ignorable="w14 w15 w16se w16cid w16 w16cex w16sdtdh w16sdtfl w16du wp14">
+  <w:p>
+    <w:pPr>
+      <w:pStyle w:val="Footer"/>
+    </w:pPr>
+    <w:r>
+      <w:rPr>
+        <w:noProof/>
+      </w:rPr>
+      <w:drawing>
+        <wp:anchor distT="0" distB="0" distL="0" distR="0" simplePos="0" relativeHeight="251659264" behindDoc="1" locked="0" layoutInCell="1" allowOverlap="1" wp14:anchorId="731DA621" wp14:editId="602AC15F">
+          <wp:simplePos x="0" y="0"/>
+          <wp:positionH relativeFrom="page">
+            <wp:posOffset>3130550</wp:posOffset>
+          </wp:positionH>
+          <wp:positionV relativeFrom="page">
+            <wp:posOffset>9285808</wp:posOffset>
+          </wp:positionV>
+          <wp:extent cx="1508760" cy="448056"/>
+          <wp:effectExtent l="0" t="0" r="2540" b="0"/>
+          <wp:wrapNone/>
+          <wp:docPr id="2106344459" name="Image 2" descr="A black and grey logo&#10;&#10;AI-generated content may be incorrect."/>
+          <wp:cNvGraphicFramePr>
+            <a:graphicFrameLocks xmlns:a="http://schemas.openxmlformats.org/drawingml/2006/main"/>
+          </wp:cNvGraphicFramePr>
+          <a:graphic xmlns:a="http://schemas.openxmlformats.org/drawingml/2006/main">
+            <a:graphicData uri="http://schemas.openxmlformats.org/drawingml/2006/picture">
+              <pic:pic xmlns:pic="http://schemas.openxmlformats.org/drawingml/2006/picture">
+                <pic:nvPicPr>
+                  <pic:cNvPr id="2" name="Image 2" descr="A black and grey logo&#10;&#10;AI-generated content may be incorrect."/>
+                  <pic:cNvPicPr/>
+                </pic:nvPicPr>
+                <pic:blipFill>
+                  <a:blip r:embed="rId1" cstate="print"/>
+                  <a:stretch>
+                    <a:fillRect/>
+                  </a:stretch>
+                </pic:blipFill>
+                <pic:spPr>
+                  <a:xfrm>
+                    <a:off x="0" y="0"/>
+                    <a:ext cx="1508760" cy="448056"/>
+                  </a:xfrm>
+                  <a:prstGeom prst="rect">
+                    <a:avLst/>
+                  </a:prstGeom>
+                </pic:spPr>
+              </pic:pic>
+            </a:graphicData>
+          </a:graphic>
+          <wp14:sizeRelH relativeFrom="margin">
+            <wp14:pctWidth>0</wp14:pctWidth>
+          </wp14:sizeRelH>
+          <wp14:sizeRelV relativeFrom="margin">
+            <wp14:pctHeight>0</wp14:pctHeight>
+          </wp14:sizeRelV>
+        </wp:anchor>
+      </w:drawing>
+    </w:r>
+  </w:p>
+</w:ftr>
 </file>
 
 <file path=word/footnotes.xml><?xml version="1.0" encoding="utf-8"?>

--- a/templates/docx_templates/correlation_report_master.docx
+++ b/templates/docx_templates/correlation_report_master.docx
@@ -802,7 +802,7 @@
       <w:tblPr>
         <w:tblStyle w:val="TableGrid"/>
         <w:tblW w:w="0" w:type="auto"/>
-        <w:tblInd w:w="360" w:type="dxa"/>
+        <w:tblInd w:w="-270" w:type="dxa"/>
         <w:tblBorders>
           <w:top w:val="none" w:sz="0" w:space="0" w:color="auto"/>
           <w:left w:val="none" w:sz="0" w:space="0" w:color="auto"/>
@@ -817,7 +817,209 @@
         <w:tblLook w:val="04A0" w:firstRow="1" w:lastRow="0" w:firstColumn="1" w:lastColumn="0" w:noHBand="0" w:noVBand="1"/>
       </w:tblPr>
       <w:tblGrid>
-        <w:gridCol w:w="5040"/>
+        <w:gridCol w:w="5220"/>
+        <w:gridCol w:w="6840"/>
+      </w:tblGrid>
+      <w:tr>
+        <w:trPr>
+          <w:trHeight w:val="534"/>
+        </w:trPr>
+        <w:tc>
+          <w:tcPr>
+            <w:tcW w:w="5220" w:type="dxa"/>
+          </w:tcPr>
+          <w:p>
+            <w:pPr>
+              <w:jc w:val="right"/>
+              <w:rPr>
+                <w:color w:val="1E2757"/>
+                <w:w w:val="110"/>
+                <w:sz w:val="50"/>
+                <w:szCs w:val="50"/>
+              </w:rPr>
+            </w:pPr>
+            <w:r>
+              <w:rPr>
+                <w:color w:val="1E2757"/>
+                <w:w w:val="110"/>
+                <w:sz w:val="50"/>
+                <w:szCs w:val="50"/>
+              </w:rPr>
+              <w:lastRenderedPageBreak/>
+              <w:t>Coverage Report</w:t>
+            </w:r>
+          </w:p>
+        </w:tc>
+        <w:tc>
+          <w:tcPr>
+            <w:tcW w:w="6840" w:type="dxa"/>
+            <w:vMerge w:val="restart"/>
+            <w:vAlign w:val="center"/>
+          </w:tcPr>
+          <w:p>
+            <w:pPr>
+              <w:rPr>
+                <w:rFonts w:ascii="Times New Roman" w:hAnsi="Times New Roman" w:cs="Times New Roman"/>
+                <w:color w:val="1E2757"/>
+                <w:w w:val="110"/>
+                <w:sz w:val="20"/>
+                <w:szCs w:val="20"/>
+              </w:rPr>
+            </w:pPr>
+            <w:r>
+              <w:rPr>
+                <w:rFonts w:ascii="Times New Roman" w:hAnsi="Times New Roman" w:cs="Times New Roman"/>
+                <w:color w:val="000000" w:themeColor="text1"/>
+                <w:w w:val="110"/>
+                <w:sz w:val="20"/>
+                <w:szCs w:val="20"/>
+              </w:rPr>
+              <w:t>This section of the report lists each curriculum statement in the set chosen for this report and the titles that address it. Statements that are colored gray are not addressed by any title in the title set chosen for this report.</w:t>
+            </w:r>
+          </w:p>
+        </w:tc>
+      </w:tr>
+      <w:tr>
+        <w:trPr>
+          <w:trHeight w:val="486"/>
+        </w:trPr>
+        <w:tc>
+          <w:tcPr>
+            <w:tcW w:w="5220" w:type="dxa"/>
+          </w:tcPr>
+          <w:p>
+            <w:pPr>
+              <w:ind w:firstLine="66"/>
+              <w:jc w:val="right"/>
+              <w:rPr>
+                <w:color w:val="1E2757"/>
+                <w:sz w:val="36"/>
+                <w:szCs w:val="36"/>
+              </w:rPr>
+            </w:pPr>
+            <w:r>
+              <w:rPr>
+                <w:color w:val="1E2757"/>
+                <w:w w:val="110"/>
+                <w:sz w:val="36"/>
+                <w:szCs w:val="36"/>
+              </w:rPr>
+              <w:t xml:space="preserve">Organized by </w:t>
+            </w:r>
+            <w:r>
+              <w:rPr>
+                <w:color w:val="1E2757"/>
+                <w:w w:val="110"/>
+                <w:sz w:val="36"/>
+                <w:szCs w:val="36"/>
+              </w:rPr>
+              <w:t xml:space="preserve">Product </w:t>
+            </w:r>
+          </w:p>
+        </w:tc>
+        <w:tc>
+          <w:tcPr>
+            <w:tcW w:w="6840" w:type="dxa"/>
+            <w:vMerge/>
+          </w:tcPr>
+          <w:p>
+            <w:pPr>
+              <w:rPr>
+                <w:color w:val="1E2757"/>
+                <w:w w:val="110"/>
+                <w:sz w:val="36"/>
+                <w:szCs w:val="36"/>
+              </w:rPr>
+            </w:pPr>
+          </w:p>
+        </w:tc>
+      </w:tr>
+    </w:tbl>
+    <w:p>
+      <w:pPr>
+        <w:rPr>
+          <w:color w:val="1E2757"/>
+          <w:sz w:val="16"/>
+          <w:szCs w:val="16"/>
+        </w:rPr>
+      </w:pPr>
+    </w:p>
+    <w:p>
+      <w:pPr>
+        <w:rPr>
+          <w:color w:val="1E2757"/>
+          <w:sz w:val="16"/>
+          <w:szCs w:val="16"/>
+        </w:rPr>
+      </w:pPr>
+      <w:r>
+        <w:rPr>
+          <w:color w:val="1E2757"/>
+          <w:sz w:val="16"/>
+          <w:szCs w:val="16"/>
+        </w:rPr>
+        <w:t xml:space="preserve">{{ </w:t>
+      </w:r>
+      <w:proofErr w:type="spellStart"/>
+      <w:r>
+        <w:rPr>
+          <w:color w:val="1E2757"/>
+          <w:sz w:val="16"/>
+          <w:szCs w:val="16"/>
+        </w:rPr>
+        <w:t>coverage_report_by_product</w:t>
+      </w:r>
+      <w:proofErr w:type="spellEnd"/>
+      <w:r>
+        <w:rPr>
+          <w:color w:val="1E2757"/>
+          <w:sz w:val="16"/>
+          <w:szCs w:val="16"/>
+        </w:rPr>
+        <w:t xml:space="preserve"> }}</w:t>
+      </w:r>
+    </w:p>
+    <w:p>
+      <w:pPr>
+        <w:widowControl/>
+        <w:autoSpaceDE/>
+        <w:autoSpaceDN/>
+        <w:rPr>
+          <w:color w:val="1E2757"/>
+          <w:sz w:val="16"/>
+          <w:szCs w:val="16"/>
+        </w:rPr>
+      </w:pPr>
+      <w:r>
+        <w:rPr>
+          <w:color w:val="1E2757"/>
+          <w:sz w:val="16"/>
+          <w:szCs w:val="16"/>
+        </w:rPr>
+        <w:br w:type="page"/>
+      </w:r>
+    </w:p>
+    <w:tbl>
+      <w:tblPr>
+        <w:tblStyle w:val="TableGrid"/>
+        <w:tblW w:w="0" w:type="auto"/>
+        <w:tblInd w:w="-270" w:type="dxa"/>
+        <w:tblBorders>
+          <w:top w:val="none" w:sz="0" w:space="0" w:color="auto"/>
+          <w:left w:val="none" w:sz="0" w:space="0" w:color="auto"/>
+          <w:bottom w:val="none" w:sz="0" w:space="0" w:color="auto"/>
+          <w:right w:val="none" w:sz="0" w:space="0" w:color="auto"/>
+          <w:insideH w:val="none" w:sz="0" w:space="0" w:color="auto"/>
+          <w:insideV w:val="single" w:sz="4" w:space="0" w:color="595959" w:themeColor="text1" w:themeTint="A6"/>
+        </w:tblBorders>
+        <w:tblCellMar>
+          <w:left w:w="86" w:type="dxa"/>
+          <w:right w:w="144" w:type="dxa"/>
+        </w:tblCellMar>
+        <w:tblLook w:val="04A0" w:firstRow="1" w:lastRow="0" w:firstColumn="1" w:lastColumn="0" w:noHBand="0" w:noVBand="1"/>
+      </w:tblPr>
+      <w:tblGrid>
+        <w:gridCol w:w="5580"/>
         <w:gridCol w:w="6390"/>
       </w:tblGrid>
       <w:tr>
@@ -826,7 +1028,7 @@
         </w:trPr>
         <w:tc>
           <w:tcPr>
-            <w:tcW w:w="5040" w:type="dxa"/>
+            <w:tcW w:w="5580" w:type="dxa"/>
           </w:tcPr>
           <w:p>
             <w:pPr>
@@ -874,7 +1076,27 @@
                 <w:sz w:val="20"/>
                 <w:szCs w:val="20"/>
               </w:rPr>
-              <w:t>This section of the report lists each curriculum statement in the set chosen for this report and the titles that address it. Statements that are colored gray are not addressed by any title in the title set chosen for this report.</w:t>
+              <w:t xml:space="preserve">This section of the report lists </w:t>
+            </w:r>
+            <w:r>
+              <w:rPr>
+                <w:rFonts w:ascii="Times New Roman" w:hAnsi="Times New Roman" w:cs="Times New Roman"/>
+                <w:color w:val="000000" w:themeColor="text1"/>
+                <w:w w:val="110"/>
+                <w:sz w:val="20"/>
+                <w:szCs w:val="20"/>
+              </w:rPr>
+              <w:t>any standards not addressed by any title in the title set chosen for this report, and the resources that will cover them</w:t>
+            </w:r>
+            <w:r>
+              <w:rPr>
+                <w:rFonts w:ascii="Times New Roman" w:hAnsi="Times New Roman" w:cs="Times New Roman"/>
+                <w:color w:val="000000" w:themeColor="text1"/>
+                <w:w w:val="110"/>
+                <w:sz w:val="20"/>
+                <w:szCs w:val="20"/>
+              </w:rPr>
+              <w:t>.</w:t>
             </w:r>
           </w:p>
         </w:tc>
@@ -885,7 +1107,7 @@
         </w:trPr>
         <w:tc>
           <w:tcPr>
-            <w:tcW w:w="5040" w:type="dxa"/>
+            <w:tcW w:w="5580" w:type="dxa"/>
           </w:tcPr>
           <w:p>
             <w:pPr>
@@ -904,16 +1126,7 @@
                 <w:sz w:val="36"/>
                 <w:szCs w:val="36"/>
               </w:rPr>
-              <w:t xml:space="preserve">Organized by </w:t>
-            </w:r>
-            <w:r>
-              <w:rPr>
-                <w:color w:val="1E2757"/>
-                <w:w w:val="110"/>
-                <w:sz w:val="36"/>
-                <w:szCs w:val="36"/>
-              </w:rPr>
-              <w:t>Product Title</w:t>
+              <w:t>District Covered Standards</w:t>
             </w:r>
           </w:p>
         </w:tc>
@@ -967,7 +1180,7 @@
           <w:sz w:val="16"/>
           <w:szCs w:val="16"/>
         </w:rPr>
-        <w:t>coverage_report_by_product</w:t>
+        <w:t>district_covered_standards</w:t>
       </w:r>
       <w:proofErr w:type="spellEnd"/>
       <w:r>
